--- a/_inbox/PDI/04-engenharia-ia-rag-vetores/atividade-2/7-apresentacao/pdi-engenharia-ia-rag-vetores-a2.docx
+++ b/_inbox/PDI/04-engenharia-ia-rag-vetores/atividade-2/7-apresentacao/pdi-engenharia-ia-rag-vetores-a2.docx
@@ -4,277 +4,148 @@
   <w:body>
     <w:p>
       <w:pPr>
-        <w:pStyle w:val="Title"/>
+        <w:jc w:val="center"/>
       </w:pPr>
       <w:r>
+        <w:rPr>
+          <w:b/>
+          <w:color w:val="8B4513"/>
+          <w:sz w:val="28"/>
+        </w:rPr>
+        <w:t>PDI</w:t>
+      </w:r>
+    </w:p>
+    <w:p>
+      <w:pPr>
+        <w:jc w:val="center"/>
+      </w:pPr>
+      <w:r>
+        <w:rPr>
+          <w:b/>
+          <w:sz w:val="46"/>
+        </w:rPr>
         <w:t>RAG Hibrido (BM25 + Vetorial) e GraphRAG para Relacoes</w:t>
       </w:r>
     </w:p>
     <w:p>
+      <w:pPr>
+        <w:jc w:val="center"/>
+      </w:pPr>
       <w:r>
-        <w:t>PDI Marcos Luciano - marcosluciano.rodrigues@v4company.com</w:t>
+        <w:rPr>
+          <w:color w:val="6B7A8A"/>
+          <w:sz w:val="24"/>
+        </w:rPr>
+        <w:t>Documento Tecnico de PDI</w:t>
       </w:r>
     </w:p>
     <w:p>
       <w:pPr>
-        <w:pStyle w:val="Heading1"/>
+        <w:jc w:val="center"/>
       </w:pPr>
       <w:r>
+        <w:rPr>
+          <w:color w:val="495560"/>
+          <w:sz w:val="22"/>
+        </w:rPr>
+        <w:t>Autor: PDI Marcos Luciano - marcosluciano.rodrigues@v4company.com</w:t>
+        <w:br/>
+      </w:r>
+      <w:r>
+        <w:rPr>
+          <w:color w:val="495560"/>
+          <w:sz w:val="22"/>
+        </w:rPr>
+        <w:t>Unidade: FV Marketing / V4 Company</w:t>
+        <w:br/>
+      </w:r>
+      <w:r>
+        <w:rPr>
+          <w:color w:val="495560"/>
+          <w:sz w:val="22"/>
+        </w:rPr>
+        <w:t>Data: Agosto 2026</w:t>
+        <w:br/>
+      </w:r>
+      <w:r>
+        <w:rPr>
+          <w:color w:val="495560"/>
+          <w:sz w:val="22"/>
+        </w:rPr>
+        <w:t>Area: 04 Engenharia de IA, RAG e Vetores</w:t>
+        <w:br/>
+      </w:r>
+      <w:r>
+        <w:rPr>
+          <w:color w:val="495560"/>
+          <w:sz w:val="22"/>
+        </w:rPr>
+        <w:t>Status: Entregue (desenvolvido)</w:t>
+        <w:br/>
+      </w:r>
+    </w:p>
+    <w:p>
+      <w:r>
+        <w:br w:type="page"/>
+      </w:r>
+    </w:p>
+    <w:p>
+      <w:pPr>
+        <w:pStyle w:val="Heading2"/>
+      </w:pPr>
+      <w:r>
+        <w:rPr>
+          <w:color w:val="8B1E1E"/>
+        </w:rPr>
         <w:t>1. Contexto</w:t>
       </w:r>
     </w:p>
     <w:p>
       <w:r>
-        <w:t>RAG (Retrieval-Augmented Generation) é a técnica de dar "memória consultável" ao LLM: em vez de adivinhar, ele busca documentos reais e responde com base neles. O desafio é recuperar o pedaço certo. Quando o conhecimento é relacional ("quem reporta para quem"), o RAG clássico de pedaços de texto falha — e entra o GraphRAG, que modela conexões como grafo.</w:t>
+        <w:t>Upgrade do baseline para hibrido BM25 mais vetorial com RRF e GraphRAG para relacoes do tipo cliente contrato fatura, onde similaridade pura falha em ID exato como CNPJ.</w:t>
+      </w:r>
+    </w:p>
+    <w:p>
+      <w:pPr>
+        <w:pStyle w:val="Heading2"/>
+      </w:pPr>
+      <w:r>
+        <w:rPr>
+          <w:color w:val="8B1E1E"/>
+        </w:rPr>
+        <w:t>2. Diagnostico</w:t>
       </w:r>
     </w:p>
     <w:p>
       <w:r>
-        <w:t>Analogia da enciclopédiaRAG é como abrir a enciclopédia na página certa antes de responder. Chunking é cortar o livro em tópicos menores e bem-indexados. GraphRAG é montar um mapa de "ver também" entre pessoas, produtos e regras — assim dá pra responder "quem aprova esse pedido?" seguindo as setas do grafo, não só lendo um parágrafo isolado.</w:t>
+        <w:t>Vetorial e otimo em sinonimo e ruim em ID exato. BM25 e otimo em exato e ruim em sinonimo. Relacao exige grafo.</w:t>
       </w:r>
     </w:p>
     <w:p>
       <w:pPr>
-        <w:pStyle w:val="Heading1"/>
+        <w:pStyle w:val="Heading2"/>
       </w:pPr>
       <w:r>
-        <w:t>2. Diagnóstico</w:t>
+        <w:rPr>
+          <w:color w:val="8B1E1E"/>
+        </w:rPr>
+        <w:t>3. Solucao</w:t>
       </w:r>
     </w:p>
     <w:p>
       <w:r>
-        <w:t>A base de conhecimento era jogada toda num vetor sem critério de corte. Perguntas que dependiam de relação entre documentos voltavam respostas vagas ou contraditórias. O retrieval trazia os 5 trechos mais próximos, mas nenhum ligava os pontos.</w:t>
-      </w:r>
-    </w:p>
-    <w:p>
-      <w:r>
-        <w:t>Respostas relevantes (precisão@5)JanFevMarAbrMaiJunJulAgoSetOutNovDezAntesDepoisLatência de retrieval (ms)JanFevMarAbrMaiJunJulAgoSetOutNovDezAntesDepois</w:t>
-      </w:r>
-    </w:p>
-    <w:p>
-      <w:r>
-        <w:t>Raiz do problema: chunking sem semântica + ausência de grafo de relações. O modelo recebia contexto desconectado do que a pergunta realmente ligava.</w:t>
+        <w:t>Retriever hibrido com RRF mais traversal no grafo, chunking semantico com overlap 128, e job noturno de rebuild incremental.</w:t>
       </w:r>
     </w:p>
     <w:p>
       <w:pPr>
-        <w:pStyle w:val="Heading1"/>
+        <w:pStyle w:val="Heading2"/>
       </w:pPr>
       <w:r>
-        <w:t>3. Solução</w:t>
-      </w:r>
-    </w:p>
-    <w:p>
-      <w:r>
-        <w:t>Pipeline em duas camadas: (1) RAG clássico com chunking por sentença+overlap e busca por similaridade em índice vetorial; (2) GraphRAG que extrai entidades/relações dos documentos e responde perguntas multi-hop seguindo arestas do grafo. O retriever decide qual caminho usar por tipo de pergunta.</w:t>
-      </w:r>
-    </w:p>
-    <w:p>
-      <w:pPr>
-        <w:pStyle w:val="Heading1"/>
-      </w:pPr>
-      <w:r>
-        <w:t>4. Como funciona (pipeline)</w:t>
-      </w:r>
-    </w:p>
-    <w:p>
-      <w:r>
-        <w:t>[ver fluxo / gráfico no documento HTML]</w:t>
-      </w:r>
-    </w:p>
-    <w:p>
-      <w:pPr>
-        <w:pStyle w:val="Heading1"/>
-      </w:pPr>
-      <w:r>
-        <w:t>5. Antes vs Depois</w:t>
-      </w:r>
-    </w:p>
-    <w:tbl>
-      <w:tblPr>
-        <w:tblW w:type="auto" w:w="0"/>
-        <w:tblLook w:firstColumn="1" w:firstRow="1" w:lastColumn="0" w:lastRow="0" w:noHBand="0" w:noVBand="1" w:val="04A0"/>
-      </w:tblPr>
-      <w:tblGrid>
-  </w:tblGrid>
-    </w:tbl>
-    <w:tbl>
-      <w:tblPr>
-        <w:tblW w:type="auto" w:w="0"/>
-        <w:tblLook w:firstColumn="1" w:firstRow="1" w:lastColumn="0" w:lastRow="0" w:noHBand="0" w:noVBand="1" w:val="04A0"/>
-      </w:tblPr>
-      <w:tblGrid>
-        <w:gridCol w:w="2880"/>
-        <w:gridCol w:w="2880"/>
-        <w:gridCol w:w="2880"/>
-      </w:tblGrid>
-      <w:tr>
-        <w:tc>
-          <w:tcPr>
-            <w:tcW w:type="dxa" w:w="2880"/>
-          </w:tcPr>
-          <w:p>
-            <w:r>
-              <w:t>Cenário</w:t>
-            </w:r>
-          </w:p>
-        </w:tc>
-        <w:tc>
-          <w:tcPr>
-            <w:tcW w:type="dxa" w:w="2880"/>
-          </w:tcPr>
-          <w:p>
-            <w:r>
-              <w:t>Antes (texto solto)</w:t>
-            </w:r>
-          </w:p>
-        </w:tc>
-        <w:tc>
-          <w:tcPr>
-            <w:tcW w:type="dxa" w:w="2880"/>
-          </w:tcPr>
-          <w:p>
-            <w:r>
-              <w:t>Depois (RAG+GraphRAG)</w:t>
-            </w:r>
-          </w:p>
-        </w:tc>
-      </w:tr>
-      <w:tr>
-        <w:tc>
-          <w:tcPr>
-            <w:tcW w:type="dxa" w:w="2880"/>
-          </w:tcPr>
-          <w:p>
-            <w:r>
-              <w:t>Pergunta relacional</w:t>
-            </w:r>
-          </w:p>
-        </w:tc>
-        <w:tc>
-          <w:tcPr>
-            <w:tcW w:type="dxa" w:w="2880"/>
-          </w:tcPr>
-          <w:p>
-            <w:r>
-              <w:t>Resposta vaga</w:t>
-            </w:r>
-          </w:p>
-        </w:tc>
-        <w:tc>
-          <w:tcPr>
-            <w:tcW w:type="dxa" w:w="2880"/>
-          </w:tcPr>
-          <w:p>
-            <w:r>
-              <w:t>Caminhada no grafo</w:t>
-            </w:r>
-          </w:p>
-        </w:tc>
-      </w:tr>
-      <w:tr>
-        <w:tc>
-          <w:tcPr>
-            <w:tcW w:type="dxa" w:w="2880"/>
-          </w:tcPr>
-          <w:p>
-            <w:r>
-              <w:t>Contexto recuperado</w:t>
-            </w:r>
-          </w:p>
-        </w:tc>
-        <w:tc>
-          <w:tcPr>
-            <w:tcW w:type="dxa" w:w="2880"/>
-          </w:tcPr>
-          <w:p>
-            <w:r>
-              <w:t>Desconectado</w:t>
-            </w:r>
-          </w:p>
-        </w:tc>
-        <w:tc>
-          <w:tcPr>
-            <w:tcW w:type="dxa" w:w="2880"/>
-          </w:tcPr>
-          <w:p>
-            <w:r>
-              <w:t>Relevante e ligado</w:t>
-            </w:r>
-          </w:p>
-        </w:tc>
-      </w:tr>
-      <w:tr>
-        <w:tc>
-          <w:tcPr>
-            <w:tcW w:type="dxa" w:w="2880"/>
-          </w:tcPr>
-          <w:p>
-            <w:r>
-              <w:t>Precisão@5</w:t>
-            </w:r>
-          </w:p>
-        </w:tc>
-        <w:tc>
-          <w:tcPr>
-            <w:tcW w:type="dxa" w:w="2880"/>
-          </w:tcPr>
-          <w:p>
-            <w:r>
-              <w:t>~42%</w:t>
-            </w:r>
-          </w:p>
-        </w:tc>
-        <w:tc>
-          <w:tcPr>
-            <w:tcW w:type="dxa" w:w="2880"/>
-          </w:tcPr>
-          <w:p>
-            <w:r>
-              <w:t>~98%</w:t>
-            </w:r>
-          </w:p>
-        </w:tc>
-      </w:tr>
-      <w:tr>
-        <w:tc>
-          <w:tcPr>
-            <w:tcW w:type="dxa" w:w="2880"/>
-          </w:tcPr>
-          <w:p>
-            <w:r>
-              <w:t>Manutenção</w:t>
-            </w:r>
-          </w:p>
-        </w:tc>
-        <w:tc>
-          <w:tcPr>
-            <w:tcW w:type="dxa" w:w="2880"/>
-          </w:tcPr>
-          <w:p>
-            <w:r>
-              <w:t>Manual</w:t>
-            </w:r>
-          </w:p>
-        </w:tc>
-        <w:tc>
-          <w:tcPr>
-            <w:tcW w:type="dxa" w:w="2880"/>
-          </w:tcPr>
-          <w:p>
-            <w:r>
-              <w:t>Job automático</w:t>
-            </w:r>
-          </w:p>
-        </w:tc>
-      </w:tr>
-    </w:tbl>
-    <w:p>
-      <w:pPr>
-        <w:pStyle w:val="Heading1"/>
-      </w:pPr>
-      <w:r>
-        <w:t>6. Entregas</w:t>
+        <w:rPr>
+          <w:color w:val="8B1E1E"/>
+        </w:rPr>
+        <w:t>4. Entregas</w:t>
       </w:r>
     </w:p>
     <w:p>
@@ -282,7 +153,7 @@
         <w:pStyle w:val="ListBullet"/>
       </w:pPr>
       <w:r>
-        <w:t>Pipeline rag_pipeline.py: chunking semântico + índice vetorial.</w:t>
+        <w:t>HYBRID-RAG.md</w:t>
       </w:r>
     </w:p>
     <w:p>
@@ -290,7 +161,7 @@
         <w:pStyle w:val="ListBullet"/>
       </w:pPr>
       <w:r>
-        <w:t>Módulo graphrag.py: extração de entidades e consulta em grafo.</w:t>
+        <w:t>hybrid_rag.py e rag_hybrid.py com retrieve(q)</w:t>
       </w:r>
     </w:p>
     <w:p>
@@ -298,7 +169,18 @@
         <w:pStyle w:val="ListBullet"/>
       </w:pPr>
       <w:r>
-        <w:t>Script eval_rag.py: mede precisão@5 e latência.</w:t>
+        <w:t>graph_schema.cypher e 001_rag_schema.sql</w:t>
+      </w:r>
+    </w:p>
+    <w:p>
+      <w:pPr>
+        <w:pStyle w:val="Heading2"/>
+      </w:pPr>
+      <w:r>
+        <w:rPr>
+          <w:color w:val="8B1E1E"/>
+        </w:rPr>
+        <w:t>5. Metricas</w:t>
       </w:r>
     </w:p>
     <w:p>
@@ -306,43 +188,170 @@
         <w:pStyle w:val="ListBullet"/>
       </w:pPr>
       <w:r>
-        <w:t>Doc arquitetura.md: quando usar vetor vs grafo.</w:t>
+        <w:t>hit@5 relacao maior ou igual a 0.9</w:t>
       </w:r>
     </w:p>
     <w:p>
       <w:pPr>
-        <w:pStyle w:val="Heading1"/>
+        <w:pStyle w:val="ListBullet"/>
       </w:pPr>
       <w:r>
-        <w:t>7. Métricas</w:t>
+        <w:t>hit@5 exato maior ou igual a 0.95</w:t>
+      </w:r>
+    </w:p>
+    <w:p>
+      <w:pPr>
+        <w:pStyle w:val="ListBullet"/>
+      </w:pPr>
+      <w:r>
+        <w:t>Precisao@5 de cerca de 42 por cento para cerca de 98 por cento</w:t>
+      </w:r>
+    </w:p>
+    <w:p>
+      <w:pPr>
+        <w:pStyle w:val="ListBullet"/>
+      </w:pPr>
+      <w:r>
+        <w:t>Latencia menor que 150 ms em 90 por cento das consultas</w:t>
+      </w:r>
+    </w:p>
+    <w:p>
+      <w:pPr>
+        <w:pStyle w:val="ListBullet"/>
+      </w:pPr>
+      <w:r>
+        <w:t>Meta precisao@5 maior ou igual a 95 por cento</w:t>
+      </w:r>
+    </w:p>
+    <w:p>
+      <w:pPr>
+        <w:pStyle w:val="Heading2"/>
+      </w:pPr>
+      <w:r>
+        <w:rPr>
+          <w:color w:val="8B1E1E"/>
+        </w:rPr>
+        <w:t>6. Status final</w:t>
       </w:r>
     </w:p>
     <w:p>
       <w:r>
-        <w:t>Precisão@5 acumulada (%)S1S2S3S4S5S6S7S8S9S10S11S12Semana 1</w:t>
+        <w:t>Desenvolvido e em homologacao. Aguarda revisao antes de producao.</w:t>
+      </w:r>
+    </w:p>
+    <w:p>
+      <w:pPr>
+        <w:pStyle w:val="Heading2"/>
+      </w:pPr>
+      <w:r>
+        <w:rPr>
+          <w:color w:val="8B1E1E"/>
+        </w:rPr>
+        <w:t>9. Decisoes e tradeoffs</w:t>
+      </w:r>
+    </w:p>
+    <w:p>
+      <w:pPr>
+        <w:pStyle w:val="ListBullet"/>
+      </w:pPr>
+      <w:r>
+        <w:t>BM25 mais vetorial com fusao RRF: aceitei complexidade extra para cobrir ID exato como CNPJ e sinonimo no mesmo retriever, porque cada metodo sozinho falha em um dos casos.</w:t>
+      </w:r>
+    </w:p>
+    <w:p>
+      <w:pPr>
+        <w:pStyle w:val="ListBullet"/>
+      </w:pPr>
+      <w:r>
+        <w:t>GraphRAG com traversal para relacoes cliente contrato fatura: assumi custo de rebuild incremental para responder perguntas relacionais que o vetorial nao resolve.</w:t>
+      </w:r>
+    </w:p>
+    <w:p>
+      <w:pPr>
+        <w:pStyle w:val="ListBullet"/>
+      </w:pPr>
+      <w:r>
+        <w:t>Chunking semantico com overlap 128: preservei contexto entre sentencas mesmo pagando mais tokens indexados.</w:t>
+      </w:r>
+    </w:p>
+    <w:p>
+      <w:pPr>
+        <w:pStyle w:val="ListBullet"/>
+      </w:pPr>
+      <w:r>
+        <w:t>Avaliacao em 30 perguntas (10 exatas, 10 sinonimos, 10 relacao) com hit@5: troquei teste informal por matriz que separa exato, sinonimo e relacao.</w:t>
+      </w:r>
+    </w:p>
+    <w:p>
+      <w:pPr>
+        <w:pStyle w:val="ListBullet"/>
+      </w:pPr>
+      <w:r>
+        <w:t>Meta de precisao@5 maior ou igual a 95 por cento e latencia menor que 150 ms com job noturno: equilibrei qualidade alta com atualizacao periodica do grafo.</w:t>
+      </w:r>
+    </w:p>
+    <w:p>
+      <w:pPr>
+        <w:pStyle w:val="Heading2"/>
+      </w:pPr>
+      <w:r>
+        <w:rPr>
+          <w:color w:val="8B1E1E"/>
+        </w:rPr>
+        <w:t>10. Impacto no negocio</w:t>
       </w:r>
     </w:p>
     <w:p>
       <w:r>
-        <w:t>Meta: precisão@5 ≥ 95% e latência de retrieval</w:t>
+        <w:t>O hibrido com hit@5 maior ou igual a 0.95 no exato e maior ou igual a 0.9 na relacao eleva a precisao@5 de cerca de 42 por cento para cerca de 98 por cento, o que reduz retrabalho de respostas vagas e viabiliza precificacao de busca relacional sem indexacao manual.</w:t>
       </w:r>
     </w:p>
     <w:p>
       <w:pPr>
-        <w:pStyle w:val="Heading1"/>
+        <w:pStyle w:val="Heading2"/>
       </w:pPr>
       <w:r>
-        <w:t>8. Status final</w:t>
+        <w:rPr>
+          <w:color w:val="8B1E1E"/>
+        </w:rPr>
+        <w:t>11. Referencias de estudo</w:t>
       </w:r>
     </w:p>
     <w:p>
+      <w:pPr>
+        <w:pStyle w:val="ListBullet"/>
+      </w:pPr>
       <w:r>
-        <w:t>NÃO publicado — Desenvolvido e em homologação. Aguarda revisão antes de produção.</w:t>
+        <w:t>Curso: Advanced Retrieval for AI with Chroma, plataforma DeepLearning.AI.</w:t>
+      </w:r>
+    </w:p>
+    <w:p>
+      <w:pPr>
+        <w:pStyle w:val="ListBullet"/>
+      </w:pPr>
+      <w:r>
+        <w:t>Video: GraphRAG com busca vetorial mais grafo de conhecimento, plataforma YouTube, canal Microsoft Developer.</w:t>
+      </w:r>
+    </w:p>
+    <w:p>
+      <w:pPr>
+        <w:pStyle w:val="ListBullet"/>
+      </w:pPr>
+      <w:r>
+        <w:t>Doc oficial: Guia de BM25 e relevancia textual, documentacao oficial Elastic.</w:t>
+      </w:r>
+    </w:p>
+    <w:p>
+      <w:pPr>
+        <w:pStyle w:val="ListBullet"/>
+      </w:pPr>
+      <w:r>
+        <w:t>Doc oficial: Documentacao do pgvector com HNSW, documentacao oficial pgvector.</w:t>
       </w:r>
     </w:p>
     <w:sectPr>
       <w:pgSz w:w="12240" w:h="15840"/>
-      <w:pgMar w:top="1440" w:right="1800" w:bottom="1440" w:left="1800" w:header="720" w:footer="720" w:gutter="0"/>
+      <w:pgMar w:top="1417" w:right="1701" w:bottom="1417" w:left="1701" w:header="720" w:footer="720" w:gutter="0"/>
       <w:cols w:space="720"/>
       <w:docGrid w:linePitch="360"/>
     </w:sectPr>
@@ -713,6 +722,10 @@
     <w:name w:val="Normal"/>
     <w:qFormat/>
     <w:rsid w:val="00FC693F"/>
+    <w:rPr>
+      <w:rFonts w:ascii="Calibri" w:hAnsi="Calibri"/>
+      <w:sz w:val="22"/>
+    </w:rPr>
   </w:style>
   <w:style w:type="paragraph" w:styleId="Header">
     <w:name w:val="header"/>

--- a/_inbox/PDI/04-engenharia-ia-rag-vetores/atividade-2/7-apresentacao/pdi-engenharia-ia-rag-vetores-a2.docx
+++ b/_inbox/PDI/04-engenharia-ia-rag-vetores/atividade-2/7-apresentacao/pdi-engenharia-ia-rag-vetores-a2.docx
@@ -24,7 +24,7 @@
           <w:b/>
           <w:sz w:val="46"/>
         </w:rPr>
-        <w:t>RAG Hibrido (BM25 + Vetorial) e GraphRAG para Relacoes</w:t>
+        <w:t>RAG Híbrido (BM25 + Vetorial) e GraphRAG para Relações</w:t>
       </w:r>
     </w:p>
     <w:p>
@@ -36,7 +36,7 @@
           <w:color w:val="6B7A8A"/>
           <w:sz w:val="24"/>
         </w:rPr>
-        <w:t>Documento Tecnico de PDI</w:t>
+        <w:t>Documento Técnico de PDI</w:t>
       </w:r>
     </w:p>
     <w:p>
@@ -72,7 +72,7 @@
           <w:color w:val="495560"/>
           <w:sz w:val="22"/>
         </w:rPr>
-        <w:t>Area: 04 Engenharia de IA, RAG e Vetores</w:t>
+        <w:t>Área: 04 Engenharia de IA, RAG e Vetores</w:t>
         <w:br/>
       </w:r>
       <w:r>
@@ -102,7 +102,7 @@
     </w:p>
     <w:p>
       <w:r>
-        <w:t>Upgrade do baseline para hibrido BM25 mais vetorial com RRF e GraphRAG para relacoes do tipo cliente contrato fatura, onde similaridade pura falha em ID exato como CNPJ.</w:t>
+        <w:t>Upgrade do baseline para híbrido BM25 mais vetorial com RRF e GraphRAG para relações do tipo cliente contrato fatura, onde similaridade pura falha em ID exato como CNPJ.</w:t>
       </w:r>
     </w:p>
     <w:p>
@@ -113,12 +113,12 @@
         <w:rPr>
           <w:color w:val="8B1E1E"/>
         </w:rPr>
-        <w:t>2. Diagnostico</w:t>
+        <w:t>2. Diagnóstico</w:t>
       </w:r>
     </w:p>
     <w:p>
       <w:r>
-        <w:t>Vetorial e otimo em sinonimo e ruim em ID exato. BM25 e otimo em exato e ruim em sinonimo. Relacao exige grafo.</w:t>
+        <w:t>Vetorial e ótimo em sinônimo e ruim em ID exato. BM25 e ótimo em exato e ruim em sinônimo. Relação exige grafo.</w:t>
       </w:r>
     </w:p>
     <w:p>
@@ -129,12 +129,12 @@
         <w:rPr>
           <w:color w:val="8B1E1E"/>
         </w:rPr>
-        <w:t>3. Solucao</w:t>
+        <w:t>3. Solução</w:t>
       </w:r>
     </w:p>
     <w:p>
       <w:r>
-        <w:t>Retriever hibrido com RRF mais traversal no grafo, chunking semantico com overlap 128, e job noturno de rebuild incremental.</w:t>
+        <w:t>Retriever híbrido com RRF mais traversal no grafo, chunking semântico com overlap 128, e job noturno de rebuild incremental.</w:t>
       </w:r>
     </w:p>
     <w:p>
@@ -180,7 +180,7 @@
         <w:rPr>
           <w:color w:val="8B1E1E"/>
         </w:rPr>
-        <w:t>5. Metricas</w:t>
+        <w:t>5. Métricas</w:t>
       </w:r>
     </w:p>
     <w:p>
@@ -188,7 +188,7 @@
         <w:pStyle w:val="ListBullet"/>
       </w:pPr>
       <w:r>
-        <w:t>hit@5 relacao maior ou igual a 0.9</w:t>
+        <w:t>hit@5 relação maior ou igual a 0.9</w:t>
       </w:r>
     </w:p>
     <w:p>
@@ -204,7 +204,7 @@
         <w:pStyle w:val="ListBullet"/>
       </w:pPr>
       <w:r>
-        <w:t>Precisao@5 de cerca de 42 por cento para cerca de 98 por cento</w:t>
+        <w:t>Precisão@5 de cerca de 42 por cento para cerca de 98 por cento</w:t>
       </w:r>
     </w:p>
     <w:p>
@@ -212,7 +212,7 @@
         <w:pStyle w:val="ListBullet"/>
       </w:pPr>
       <w:r>
-        <w:t>Latencia menor que 150 ms em 90 por cento das consultas</w:t>
+        <w:t>Latência menor que 150 ms em 90 por cento das consultas</w:t>
       </w:r>
     </w:p>
     <w:p>
@@ -220,7 +220,7 @@
         <w:pStyle w:val="ListBullet"/>
       </w:pPr>
       <w:r>
-        <w:t>Meta precisao@5 maior ou igual a 95 por cento</w:t>
+        <w:t>Meta precisão@5 maior ou igual a 95 por cento</w:t>
       </w:r>
     </w:p>
     <w:p>
@@ -236,7 +236,7 @@
     </w:p>
     <w:p>
       <w:r>
-        <w:t>Desenvolvido e em homologacao. Aguarda revisao antes de producao.</w:t>
+        <w:t>Desenvolvido e em homologação. Aguarda revisão antes de produção.</w:t>
       </w:r>
     </w:p>
     <w:p>
@@ -247,7 +247,7 @@
         <w:rPr>
           <w:color w:val="8B1E1E"/>
         </w:rPr>
-        <w:t>9. Decisoes e tradeoffs</w:t>
+        <w:t>9. Decisões e tradeoffs</w:t>
       </w:r>
     </w:p>
     <w:p>
@@ -255,7 +255,7 @@
         <w:pStyle w:val="ListBullet"/>
       </w:pPr>
       <w:r>
-        <w:t>BM25 mais vetorial com fusao RRF: aceitei complexidade extra para cobrir ID exato como CNPJ e sinonimo no mesmo retriever, porque cada metodo sozinho falha em um dos casos.</w:t>
+        <w:t>BM25 mais vetorial com fusão RRF: aceitei complexidade extra para cobrir ID exato como CNPJ e sinônimo no mesmo retriever, porque cada método sozinho falha em um dos casos.</w:t>
       </w:r>
     </w:p>
     <w:p>
@@ -263,7 +263,7 @@
         <w:pStyle w:val="ListBullet"/>
       </w:pPr>
       <w:r>
-        <w:t>GraphRAG com traversal para relacoes cliente contrato fatura: assumi custo de rebuild incremental para responder perguntas relacionais que o vetorial nao resolve.</w:t>
+        <w:t>GraphRAG com traversal para relações cliente contrato fatura: assumi custo de rebuild incremental para responder perguntas relacionais que o vetorial não resolve.</w:t>
       </w:r>
     </w:p>
     <w:p>
@@ -271,7 +271,7 @@
         <w:pStyle w:val="ListBullet"/>
       </w:pPr>
       <w:r>
-        <w:t>Chunking semantico com overlap 128: preservei contexto entre sentencas mesmo pagando mais tokens indexados.</w:t>
+        <w:t>Chunking semântico com overlap 128: preservei contexto entre sentenças mesmo pagando mais tokens indexados.</w:t>
       </w:r>
     </w:p>
     <w:p>
@@ -279,7 +279,7 @@
         <w:pStyle w:val="ListBullet"/>
       </w:pPr>
       <w:r>
-        <w:t>Avaliacao em 30 perguntas (10 exatas, 10 sinonimos, 10 relacao) com hit@5: troquei teste informal por matriz que separa exato, sinonimo e relacao.</w:t>
+        <w:t>Avaliação em 30 perguntas (10 exatas, 10 sinônimos, 10 relação) com hit@5: troquei teste informal por matriz que separa exato, sinônimo e relação.</w:t>
       </w:r>
     </w:p>
     <w:p>
@@ -287,7 +287,7 @@
         <w:pStyle w:val="ListBullet"/>
       </w:pPr>
       <w:r>
-        <w:t>Meta de precisao@5 maior ou igual a 95 por cento e latencia menor que 150 ms com job noturno: equilibrei qualidade alta com atualizacao periodica do grafo.</w:t>
+        <w:t>Meta de precisão@5 maior ou igual a 95 por cento e latência menor que 150 ms com job noturno: equilibrei qualidade alta com atualização periódica do grafo.</w:t>
       </w:r>
     </w:p>
     <w:p>
@@ -298,12 +298,12 @@
         <w:rPr>
           <w:color w:val="8B1E1E"/>
         </w:rPr>
-        <w:t>10. Impacto no negocio</w:t>
+        <w:t>10. Impacto no negócio</w:t>
       </w:r>
     </w:p>
     <w:p>
       <w:r>
-        <w:t>O hibrido com hit@5 maior ou igual a 0.95 no exato e maior ou igual a 0.9 na relacao eleva a precisao@5 de cerca de 42 por cento para cerca de 98 por cento, o que reduz retrabalho de respostas vagas e viabiliza precificacao de busca relacional sem indexacao manual.</w:t>
+        <w:t>O híbrido com hit@5 maior ou igual a 0.95 no exato e maior ou igual a 0.9 na relação eleva a precisão@5 de cerca de 42 por cento para cerca de 98 por cento, o que reduz retrabalho de respostas vagas e viabiliza precificação de busca relacional sem indexação manual.</w:t>
       </w:r>
     </w:p>
     <w:p>
@@ -314,7 +314,7 @@
         <w:rPr>
           <w:color w:val="8B1E1E"/>
         </w:rPr>
-        <w:t>11. Referencias de estudo</w:t>
+        <w:t>11. Referências de estudo</w:t>
       </w:r>
     </w:p>
     <w:p>
@@ -330,7 +330,7 @@
         <w:pStyle w:val="ListBullet"/>
       </w:pPr>
       <w:r>
-        <w:t>Video: GraphRAG com busca vetorial mais grafo de conhecimento, plataforma YouTube, canal Microsoft Developer.</w:t>
+        <w:t>Vídeo: GraphRAG com busca vetorial mais grafo de conhecimento, plataforma YouTube, canal Microsoft Developer.</w:t>
       </w:r>
     </w:p>
     <w:p>
@@ -338,7 +338,7 @@
         <w:pStyle w:val="ListBullet"/>
       </w:pPr>
       <w:r>
-        <w:t>Doc oficial: Guia de BM25 e relevancia textual, documentacao oficial Elastic.</w:t>
+        <w:t>Doc oficial: Guia de BM25 e relevância textual, documentação oficial Elastic.</w:t>
       </w:r>
     </w:p>
     <w:p>
@@ -346,7 +346,7 @@
         <w:pStyle w:val="ListBullet"/>
       </w:pPr>
       <w:r>
-        <w:t>Doc oficial: Documentacao do pgvector com HNSW, documentacao oficial pgvector.</w:t>
+        <w:t>Doc oficial: Documentação do pgvector com HNSW, documentação oficial pgvector.</w:t>
       </w:r>
     </w:p>
     <w:sectPr>
